--- a/Rahil_S385218/Week_4/WEEK-4.docx
+++ b/Rahil_S385218/Week_4/WEEK-4.docx
@@ -29,17 +29,169 @@
         </w:rPr>
         <w:t xml:space="preserve">Videos Watched </w:t>
       </w:r>
+      <w:r>
+        <w:rPr>
+          <w:b/>
+          <w:bCs/>
+          <w:sz w:val="32"/>
+          <w:szCs w:val="32"/>
+        </w:rPr>
+        <w:t>(</w:t>
+      </w:r>
+      <w:r>
+        <w:rPr>
+          <w:b/>
+          <w:bCs/>
+          <w:sz w:val="32"/>
+          <w:szCs w:val="32"/>
+        </w:rPr>
+        <w:t>6</w:t>
+      </w:r>
+      <w:r>
+        <w:rPr>
+          <w:b/>
+          <w:bCs/>
+          <w:sz w:val="32"/>
+          <w:szCs w:val="32"/>
+        </w:rPr>
+        <w:t>:</w:t>
+      </w:r>
+      <w:r>
+        <w:rPr>
+          <w:b/>
+          <w:bCs/>
+          <w:sz w:val="32"/>
+          <w:szCs w:val="32"/>
+        </w:rPr>
+        <w:t>0</w:t>
+      </w:r>
+      <w:r>
+        <w:rPr>
+          <w:b/>
+          <w:bCs/>
+          <w:sz w:val="32"/>
+          <w:szCs w:val="32"/>
+        </w:rPr>
+        <w:t>0)</w:t>
+      </w:r>
     </w:p>
     <w:p>
       <w:pPr>
         <w:jc w:val="both"/>
         <w:rPr>
-          <w:b/>
-          <w:bCs/>
           <w:sz w:val="28"/>
           <w:szCs w:val="28"/>
         </w:rPr>
       </w:pPr>
+      <w:hyperlink r:id="rId4" w:history="1">
+        <w:r>
+          <w:rPr>
+            <w:rStyle w:val="Hyperlink"/>
+            <w:sz w:val="28"/>
+            <w:szCs w:val="28"/>
+          </w:rPr>
+          <w:t>https://www.linkedin.com/learning/agile-project-management-with-jira-cloud-2-lean-and-agile-processes/course-overview</w:t>
+        </w:r>
+      </w:hyperlink>
+      <w:r>
+        <w:rPr>
+          <w:sz w:val="28"/>
+          <w:szCs w:val="28"/>
+        </w:rPr>
+        <w:t xml:space="preserve"> (1:15)</w:t>
+      </w:r>
+    </w:p>
+    <w:p>
+      <w:pPr>
+        <w:jc w:val="both"/>
+        <w:rPr>
+          <w:sz w:val="28"/>
+          <w:szCs w:val="28"/>
+        </w:rPr>
+      </w:pPr>
+      <w:hyperlink r:id="rId5" w:history="1">
+        <w:r>
+          <w:rPr>
+            <w:rStyle w:val="Hyperlink"/>
+            <w:sz w:val="28"/>
+            <w:szCs w:val="28"/>
+          </w:rPr>
+          <w:t>https://www.linkedin.com/learning/agile-project-management-with-jira-cloud-3-advanced-topics/course-overview</w:t>
+        </w:r>
+      </w:hyperlink>
+      <w:r>
+        <w:rPr>
+          <w:sz w:val="28"/>
+          <w:szCs w:val="28"/>
+        </w:rPr>
+        <w:t xml:space="preserve"> (1:00)</w:t>
+      </w:r>
+    </w:p>
+    <w:p>
+      <w:pPr>
+        <w:jc w:val="both"/>
+        <w:rPr>
+          <w:sz w:val="28"/>
+          <w:szCs w:val="28"/>
+        </w:rPr>
+      </w:pPr>
+      <w:hyperlink r:id="rId6" w:history="1">
+        <w:r>
+          <w:rPr>
+            <w:rStyle w:val="Hyperlink"/>
+            <w:sz w:val="28"/>
+            <w:szCs w:val="28"/>
+          </w:rPr>
+          <w:t>https://www.linkedin.com/learning/sql-hands-on-practice-solve-business-problems/advancing-your-skills-with-sql</w:t>
+        </w:r>
+      </w:hyperlink>
+      <w:r>
+        <w:rPr>
+          <w:sz w:val="28"/>
+          <w:szCs w:val="28"/>
+        </w:rPr>
+        <w:t xml:space="preserve"> (2:15)</w:t>
+      </w:r>
+    </w:p>
+    <w:p>
+      <w:pPr>
+        <w:jc w:val="both"/>
+        <w:rPr>
+          <w:sz w:val="28"/>
+          <w:szCs w:val="28"/>
+        </w:rPr>
+      </w:pPr>
+      <w:hyperlink r:id="rId7" w:history="1">
+        <w:r>
+          <w:rPr>
+            <w:rStyle w:val="Hyperlink"/>
+            <w:sz w:val="28"/>
+            <w:szCs w:val="28"/>
+          </w:rPr>
+          <w:t>https://www.linkedin.com/learning/mistakes-to-avoid-in-agile-project-management</w:t>
+        </w:r>
+      </w:hyperlink>
+      <w:r>
+        <w:rPr>
+          <w:sz w:val="28"/>
+          <w:szCs w:val="28"/>
+        </w:rPr>
+        <w:t xml:space="preserve"> (1:</w:t>
+      </w:r>
+      <w:r>
+        <w:rPr>
+          <w:sz w:val="28"/>
+          <w:szCs w:val="28"/>
+        </w:rPr>
+        <w:t>30</w:t>
+      </w:r>
+      <w:r>
+        <w:rPr>
+          <w:sz w:val="28"/>
+          <w:szCs w:val="28"/>
+        </w:rPr>
+        <w:t>)</w:t>
+      </w:r>
     </w:p>
     <w:sectPr>
       <w:pgSz w:w="11906" w:h="16838"/>
